--- a/Ausgabe/Klasse_7/01_Informatik_im_Alltag/05_Praesentationen/md.docx
+++ b/Ausgabe/Klasse_7/01_Informatik_im_Alltag/05_Praesentationen/md.docx
@@ -5031,7 +5031,7 @@
       <w:rPr>
         <w:sz w:val="16"/>
       </w:rPr>
-      <w:t>Unterrichtsmaterial Oberschule Sachsen · Version v0.4.0-341-g0b15cca-dirty · Build 17.08.2026</w:t>
+      <w:t>Unterrichtsmaterial Oberschule Sachsen · Version v0.4.0-356-g3db0967-dirty · Build 17.08.2026</w:t>
     </w:r>
   </w:p>
 </w:ftr>

--- a/Ausgabe/Klasse_7/01_Informatik_im_Alltag/05_Praesentationen/md.docx
+++ b/Ausgabe/Klasse_7/01_Informatik_im_Alltag/05_Praesentationen/md.docx
@@ -4721,22 +4721,22 @@
     </w:p>
     <w:bookmarkEnd w:id="118"/>
     <w:bookmarkEnd w:id="119"/>
-    <w:bookmarkStart w:id="135" w:name="Xe313627af3fc8311eab5920dceb54b4803d92f8"/>
+    <w:bookmarkStart w:id="135" w:name="X6ddb95aefea7a465876892f3c89dfdef2b52e68"/>
     <w:p>
       <w:pPr>
         <w:pStyle w:val="Heading1"/>
       </w:pPr>
       <w:r>
-        <w:t xml:space="preserve">Präsentation – 15 bis 17 Informatiksysteme und Dateien</w:t>
-      </w:r>
-    </w:p>
-    <w:bookmarkStart w:id="120" w:name="folie-1"/>
+        <w:t xml:space="preserve">Präsentation – 07 bis 09 Informatiksysteme, Speicher und Dateien</w:t>
+      </w:r>
+    </w:p>
+    <w:bookmarkStart w:id="120" w:name="folie-1-leitfrage"/>
     <w:p>
       <w:pPr>
         <w:pStyle w:val="Heading2"/>
       </w:pPr>
       <w:r>
-        <w:t xml:space="preserve">Folie 1</w:t>
+        <w:t xml:space="preserve">Folie 1 – Leitfrage</w:t>
       </w:r>
     </w:p>
     <w:p>
@@ -4744,17 +4744,17 @@
         <w:pStyle w:val="BlockText"/>
       </w:pPr>
       <w:r>
-        <w:t xml:space="preserve">Was gehört zu einem Informatiksystem?</w:t>
+        <w:t xml:space="preserve">Was muss zusammenarbeiten, damit ein Informatiksystem im Alltag nutzbar ist?</w:t>
       </w:r>
     </w:p>
     <w:bookmarkEnd w:id="120"/>
-    <w:bookmarkStart w:id="121" w:name="folie-2"/>
+    <w:bookmarkStart w:id="121" w:name="folie-2-informatiksystem-im-blockbild"/>
     <w:p>
       <w:pPr>
         <w:pStyle w:val="Heading2"/>
       </w:pPr>
       <w:r>
-        <w:t xml:space="preserve">Folie 2</w:t>
+        <w:t xml:space="preserve">Folie 2 – Informatiksystem im Blockbild</w:t>
       </w:r>
     </w:p>
     <w:p>
@@ -4762,17 +4762,23 @@
         <w:pStyle w:val="FirstParagraph"/>
       </w:pPr>
       <w:r>
-        <w:t xml:space="preserve">Hardware versus Software.</w:t>
+        <w:rPr>
+          <w:rStyle w:val="VerbatimChar"/>
+        </w:rPr>
+        <w:t xml:space="preserve">Eingabe → Verarbeitung → Ausgabe</w:t>
+      </w:r>
+      <w:r>
+        <w:t xml:space="preserve">, Speicher als zusätzlicher Baustein. Beispiele: Smartphone, Fahrkartenautomat, Schulcomputer.</w:t>
       </w:r>
     </w:p>
     <w:bookmarkEnd w:id="121"/>
-    <w:bookmarkStart w:id="122" w:name="folie-3"/>
+    <w:bookmarkStart w:id="122" w:name="folie-3-hardware"/>
     <w:p>
       <w:pPr>
         <w:pStyle w:val="Heading2"/>
       </w:pPr>
       <w:r>
-        <w:t xml:space="preserve">Folie 3</w:t>
+        <w:t xml:space="preserve">Folie 3 – Hardware</w:t>
       </w:r>
     </w:p>
     <w:p>
@@ -4780,17 +4786,17 @@
         <w:pStyle w:val="FirstParagraph"/>
       </w:pPr>
       <w:r>
-        <w:t xml:space="preserve">Betriebssystem, Anwendung, Tool.</w:t>
+        <w:t xml:space="preserve">Körperliche Bestandteile: Prozessor, Arbeitsspeicher, SSD, Bildschirm, Tastatur, Sensoren. Technische Angaben immer auf die Aufgabe beziehen.</w:t>
       </w:r>
     </w:p>
     <w:bookmarkEnd w:id="122"/>
-    <w:bookmarkStart w:id="123" w:name="folie-4"/>
+    <w:bookmarkStart w:id="123" w:name="folie-4-software"/>
     <w:p>
       <w:pPr>
         <w:pStyle w:val="Heading2"/>
       </w:pPr>
       <w:r>
-        <w:t xml:space="preserve">Folie 4</w:t>
+        <w:t xml:space="preserve">Folie 4 – Software</w:t>
       </w:r>
     </w:p>
     <w:p>
@@ -4798,17 +4804,17 @@
         <w:pStyle w:val="FirstParagraph"/>
       </w:pPr>
       <w:r>
-        <w:t xml:space="preserve">Prozessor und Speicher.</w:t>
+        <w:t xml:space="preserve">Betriebssystem, Anwendungssoftware und Werkzeuge unterscheiden. Software steuert, verarbeitet und stellt Funktionen bereit.</w:t>
       </w:r>
     </w:p>
     <w:bookmarkEnd w:id="123"/>
-    <w:bookmarkStart w:id="124" w:name="folie-5"/>
+    <w:bookmarkStart w:id="124" w:name="folie-5-systembereitschaft"/>
     <w:p>
       <w:pPr>
         <w:pStyle w:val="Heading2"/>
       </w:pPr>
       <w:r>
-        <w:t xml:space="preserve">Folie 5</w:t>
+        <w:t xml:space="preserve">Folie 5 – Systembereitschaft</w:t>
       </w:r>
     </w:p>
     <w:p>
@@ -4816,17 +4822,179 @@
         <w:pStyle w:val="FirstParagraph"/>
       </w:pPr>
       <w:r>
-        <w:t xml:space="preserve">Lizenzformen: proprietär, Open Source, freie Software.</w:t>
+        <w:t xml:space="preserve">Gerät starten, anmelden, Netzwerk prüfen, Anwendung oder Online-Plattform öffnen. Fehlermeldungen zuerst lesen, dann gezielt handeln.</w:t>
       </w:r>
     </w:p>
     <w:bookmarkEnd w:id="124"/>
-    <w:bookmarkStart w:id="125" w:name="folie-6"/>
+    <w:bookmarkStart w:id="125" w:name="folie-6-lizenzformen"/>
     <w:p>
       <w:pPr>
         <w:pStyle w:val="Heading2"/>
       </w:pPr>
       <w:r>
-        <w:t xml:space="preserve">Folie 6</w:t>
+        <w:t xml:space="preserve">Folie 6 – Lizenzformen</w:t>
+      </w:r>
+    </w:p>
+    <w:p>
+      <w:pPr>
+        <w:pStyle w:val="FirstParagraph"/>
+      </w:pPr>
+      <w:r>
+        <w:t xml:space="preserve">Kostenpflichtig/kostenlos ist nicht dasselbe wie proprietär/Open Source. Nutzungsrechte bestimmen, was erlaubt ist.</w:t>
+      </w:r>
+    </w:p>
+    <w:bookmarkEnd w:id="125"/>
+    <w:bookmarkStart w:id="126" w:name="X15b923fb16a286a1d2da96d9ffafc89936b001d"/>
+    <w:p>
+      <w:pPr>
+        <w:pStyle w:val="Heading2"/>
+      </w:pPr>
+      <w:r>
+        <w:t xml:space="preserve">Folie 7 – Digitalisierung, Automatisierung, Vernetzung</w:t>
+      </w:r>
+    </w:p>
+    <w:p>
+      <w:pPr>
+        <w:pStyle w:val="FirstParagraph"/>
+      </w:pPr>
+      <w:r>
+        <w:t xml:space="preserve">Alltagsbeispiele sammeln: Online-Fahrplan, automatische Rechtschreibprüfung, Cloudspeicher, smarte Geräte.</w:t>
+      </w:r>
+    </w:p>
+    <w:bookmarkEnd w:id="126"/>
+    <w:bookmarkStart w:id="127" w:name="folie-8-speicherarten"/>
+    <w:p>
+      <w:pPr>
+        <w:pStyle w:val="Heading2"/>
+      </w:pPr>
+      <w:r>
+        <w:t xml:space="preserve">Folie 8 – Speicherarten</w:t>
+      </w:r>
+    </w:p>
+    <w:p>
+      <w:pPr>
+        <w:pStyle w:val="FirstParagraph"/>
+      </w:pPr>
+      <w:r>
+        <w:t xml:space="preserve">Flüchtig/nichtflüchtig, lokal, Wechselspeicher, Netzwerk und Cloud. Speicherorte nach Zweck auswählen.</w:t>
+      </w:r>
+    </w:p>
+    <w:bookmarkEnd w:id="127"/>
+    <w:bookmarkStart w:id="128" w:name="folie-9-speichereigenschaften"/>
+    <w:p>
+      <w:pPr>
+        <w:pStyle w:val="Heading2"/>
+      </w:pPr>
+      <w:r>
+        <w:t xml:space="preserve">Folie 9 – Speichereigenschaften</w:t>
+      </w:r>
+    </w:p>
+    <w:p>
+      <w:pPr>
+        <w:pStyle w:val="FirstParagraph"/>
+      </w:pPr>
+      <w:r>
+        <w:t xml:space="preserve">Kapazität, Zugriffszeit, Zuverlässigkeit, Mobilität, Kosten und Zugriffsrechte vergleichen.</w:t>
+      </w:r>
+    </w:p>
+    <w:bookmarkEnd w:id="128"/>
+    <w:bookmarkStart w:id="129" w:name="folie-10-bit-byte-und-größenordnungen"/>
+    <w:p>
+      <w:pPr>
+        <w:pStyle w:val="Heading2"/>
+      </w:pPr>
+      <w:r>
+        <w:t xml:space="preserve">Folie 10 – Bit, Byte und Größenordnungen</w:t>
+      </w:r>
+    </w:p>
+    <w:p>
+      <w:pPr>
+        <w:pStyle w:val="FirstParagraph"/>
+      </w:pPr>
+      <w:r>
+        <w:t xml:space="preserve">Bit als zwei Zustände, Byte als 8 Bit, typische Größenordnungen von Dateien einschätzen.</w:t>
+      </w:r>
+    </w:p>
+    <w:bookmarkEnd w:id="129"/>
+    <w:bookmarkStart w:id="130" w:name="folie-11-dateien-und-dateitypen"/>
+    <w:p>
+      <w:pPr>
+        <w:pStyle w:val="Heading2"/>
+      </w:pPr>
+      <w:r>
+        <w:t xml:space="preserve">Folie 11 – Dateien und Dateitypen</w:t>
+      </w:r>
+    </w:p>
+    <w:p>
+      <w:pPr>
+        <w:pStyle w:val="FirstParagraph"/>
+      </w:pPr>
+      <w:r>
+        <w:t xml:space="preserve">Datei, Dateityp und Anwendung zuordnen. Dateiendung ist ein Hinweis, aber kein vollständiger Beweis für Inhalt.</w:t>
+      </w:r>
+    </w:p>
+    <w:bookmarkEnd w:id="130"/>
+    <w:bookmarkStart w:id="131" w:name="folie-12-ordner-und-pfade"/>
+    <w:p>
+      <w:pPr>
+        <w:pStyle w:val="Heading2"/>
+      </w:pPr>
+      <w:r>
+        <w:t xml:space="preserve">Folie 12 – Ordner und Pfade</w:t>
+      </w:r>
+    </w:p>
+    <w:p>
+      <w:pPr>
+        <w:pStyle w:val="FirstParagraph"/>
+      </w:pPr>
+      <w:r>
+        <w:t xml:space="preserve">Sinnvolle Ordnerstruktur und nachvollziehbare Pfadangaben. Beispiel am Schulnetz oder an der Lernplattform.</w:t>
+      </w:r>
+    </w:p>
+    <w:bookmarkEnd w:id="131"/>
+    <w:bookmarkStart w:id="132" w:name="folie-13-dateioperationen"/>
+    <w:p>
+      <w:pPr>
+        <w:pStyle w:val="Heading2"/>
+      </w:pPr>
+      <w:r>
+        <w:t xml:space="preserve">Folie 13 – Dateioperationen</w:t>
+      </w:r>
+    </w:p>
+    <w:p>
+      <w:pPr>
+        <w:pStyle w:val="FirstParagraph"/>
+      </w:pPr>
+      <w:r>
+        <w:t xml:space="preserve">Erstellen, Kopieren, Verschieben, Umbenennen, Löschen. Unterschied Kopieren/Verschieben besonders sichern.</w:t>
+      </w:r>
+    </w:p>
+    <w:bookmarkEnd w:id="132"/>
+    <w:bookmarkStart w:id="133" w:name="folie-14-fehlermeldungen-und-praxisfall"/>
+    <w:p>
+      <w:pPr>
+        <w:pStyle w:val="Heading2"/>
+      </w:pPr>
+      <w:r>
+        <w:t xml:space="preserve">Folie 14 – Fehlermeldungen und Praxisfall</w:t>
+      </w:r>
+    </w:p>
+    <w:p>
+      <w:pPr>
+        <w:pStyle w:val="FirstParagraph"/>
+      </w:pPr>
+      <w:r>
+        <w:t xml:space="preserve">Beispiel: Anmeldung fehlgeschlagen, Datei nicht gefunden, keine Berechtigung. Prüfschritte formulieren.</w:t>
+      </w:r>
+    </w:p>
+    <w:bookmarkEnd w:id="133"/>
+    <w:bookmarkStart w:id="134" w:name="folie-15-sicherung"/>
+    <w:p>
+      <w:pPr>
+        <w:pStyle w:val="Heading2"/>
+      </w:pPr>
+      <w:r>
+        <w:t xml:space="preserve">Folie 15 – Sicherung</w:t>
       </w:r>
     </w:p>
     <w:p>
@@ -4834,169 +5002,7 @@
         <w:pStyle w:val="BlockText"/>
       </w:pPr>
       <w:r>
-        <w:t xml:space="preserve">Warum gibt es verschiedene Speicherarten?</w:t>
-      </w:r>
-    </w:p>
-    <w:bookmarkEnd w:id="125"/>
-    <w:bookmarkStart w:id="126" w:name="folie-7"/>
-    <w:p>
-      <w:pPr>
-        <w:pStyle w:val="Heading2"/>
-      </w:pPr>
-      <w:r>
-        <w:t xml:space="preserve">Folie 7</w:t>
-      </w:r>
-    </w:p>
-    <w:p>
-      <w:pPr>
-        <w:pStyle w:val="FirstParagraph"/>
-      </w:pPr>
-      <w:r>
-        <w:t xml:space="preserve">flüchtig / nichtflüchtig.</w:t>
-      </w:r>
-    </w:p>
-    <w:bookmarkEnd w:id="126"/>
-    <w:bookmarkStart w:id="127" w:name="folie-8"/>
-    <w:p>
-      <w:pPr>
-        <w:pStyle w:val="Heading2"/>
-      </w:pPr>
-      <w:r>
-        <w:t xml:space="preserve">Folie 8</w:t>
-      </w:r>
-    </w:p>
-    <w:p>
-      <w:pPr>
-        <w:pStyle w:val="FirstParagraph"/>
-      </w:pPr>
-      <w:r>
-        <w:t xml:space="preserve">lokal / Netzwerk / Cloud.</w:t>
-      </w:r>
-    </w:p>
-    <w:bookmarkEnd w:id="127"/>
-    <w:bookmarkStart w:id="128" w:name="folie-9"/>
-    <w:p>
-      <w:pPr>
-        <w:pStyle w:val="Heading2"/>
-      </w:pPr>
-      <w:r>
-        <w:t xml:space="preserve">Folie 9</w:t>
-      </w:r>
-    </w:p>
-    <w:p>
-      <w:pPr>
-        <w:pStyle w:val="FirstParagraph"/>
-      </w:pPr>
-      <w:r>
-        <w:t xml:space="preserve">Bit, Byte und Größenordnungen.</w:t>
-      </w:r>
-    </w:p>
-    <w:bookmarkEnd w:id="128"/>
-    <w:bookmarkStart w:id="129" w:name="folie-10"/>
-    <w:p>
-      <w:pPr>
-        <w:pStyle w:val="Heading2"/>
-      </w:pPr>
-      <w:r>
-        <w:t xml:space="preserve">Folie 10</w:t>
-      </w:r>
-    </w:p>
-    <w:p>
-      <w:pPr>
-        <w:pStyle w:val="FirstParagraph"/>
-      </w:pPr>
-      <w:r>
-        <w:t xml:space="preserve">Backup: Warum eine zweite Kopie?</w:t>
-      </w:r>
-    </w:p>
-    <w:bookmarkEnd w:id="129"/>
-    <w:bookmarkStart w:id="130" w:name="folie-11"/>
-    <w:p>
-      <w:pPr>
-        <w:pStyle w:val="Heading2"/>
-      </w:pPr>
-      <w:r>
-        <w:t xml:space="preserve">Folie 11</w:t>
-      </w:r>
-    </w:p>
-    <w:p>
-      <w:pPr>
-        <w:pStyle w:val="BlockText"/>
-      </w:pPr>
-      <w:r>
-        <w:t xml:space="preserve">Wie finden wir Dateien wieder?</w:t>
-      </w:r>
-    </w:p>
-    <w:bookmarkEnd w:id="130"/>
-    <w:bookmarkStart w:id="131" w:name="folie-12"/>
-    <w:p>
-      <w:pPr>
-        <w:pStyle w:val="Heading2"/>
-      </w:pPr>
-      <w:r>
-        <w:t xml:space="preserve">Folie 12</w:t>
-      </w:r>
-    </w:p>
-    <w:p>
-      <w:pPr>
-        <w:pStyle w:val="FirstParagraph"/>
-      </w:pPr>
-      <w:r>
-        <w:t xml:space="preserve">Datei, Dateityp, Ordner, Pfad.</w:t>
-      </w:r>
-    </w:p>
-    <w:bookmarkEnd w:id="131"/>
-    <w:bookmarkStart w:id="132" w:name="folie-13"/>
-    <w:p>
-      <w:pPr>
-        <w:pStyle w:val="Heading2"/>
-      </w:pPr>
-      <w:r>
-        <w:t xml:space="preserve">Folie 13</w:t>
-      </w:r>
-    </w:p>
-    <w:p>
-      <w:pPr>
-        <w:pStyle w:val="FirstParagraph"/>
-      </w:pPr>
-      <w:r>
-        <w:t xml:space="preserve">Kopieren versus Verschieben.</w:t>
-      </w:r>
-    </w:p>
-    <w:bookmarkEnd w:id="132"/>
-    <w:bookmarkStart w:id="133" w:name="folie-14"/>
-    <w:p>
-      <w:pPr>
-        <w:pStyle w:val="Heading2"/>
-      </w:pPr>
-      <w:r>
-        <w:t xml:space="preserve">Folie 14</w:t>
-      </w:r>
-    </w:p>
-    <w:p>
-      <w:pPr>
-        <w:pStyle w:val="FirstParagraph"/>
-      </w:pPr>
-      <w:r>
-        <w:t xml:space="preserve">Ordnerchallenge.</w:t>
-      </w:r>
-    </w:p>
-    <w:bookmarkEnd w:id="133"/>
-    <w:bookmarkStart w:id="134" w:name="folie-15"/>
-    <w:p>
-      <w:pPr>
-        <w:pStyle w:val="Heading2"/>
-      </w:pPr>
-      <w:r>
-        <w:t xml:space="preserve">Folie 15</w:t>
-      </w:r>
-    </w:p>
-    <w:p>
-      <w:pPr>
-        <w:pStyle w:val="FirstParagraph"/>
-      </w:pPr>
-      <w:r>
-        <w:t xml:space="preserve">Sicherung: Informatiksysteme bestehen nicht nur aus sichtbaren Geräten – Hardware, Software, Speicher und strukturierte Daten arbeiten zusammen.</w:t>
+        <w:t xml:space="preserve">Informatiksysteme bestehen aus Hardware, Software, Daten, Speicher und Nutzung. Vernetzung, Rechte und Ordnung entscheiden mit, ob sie zuverlässig funktionieren.</w:t>
       </w:r>
     </w:p>
     <w:bookmarkEnd w:id="134"/>
@@ -5031,7 +5037,7 @@
       <w:rPr>
         <w:sz w:val="16"/>
       </w:rPr>
-      <w:t>Unterrichtsmaterial Oberschule Sachsen · Version v0.4.0-356-g3db0967-dirty · Build 17.08.2026</w:t>
+      <w:t>Unterrichtsmaterial Oberschule Sachsen · Version v0.4.0-376-gf442749-dirty · Build 17.08.2026</w:t>
     </w:r>
   </w:p>
 </w:ftr>

--- a/Ausgabe/Klasse_7/01_Informatik_im_Alltag/05_Praesentationen/md.docx
+++ b/Ausgabe/Klasse_7/01_Informatik_im_Alltag/05_Praesentationen/md.docx
@@ -4721,22 +4721,22 @@
     </w:p>
     <w:bookmarkEnd w:id="118"/>
     <w:bookmarkEnd w:id="119"/>
-    <w:bookmarkStart w:id="135" w:name="Xe313627af3fc8311eab5920dceb54b4803d92f8"/>
+    <w:bookmarkStart w:id="136" w:name="Xdb724b6f9f81958071bcebd61f0a74b0e5a54dc"/>
     <w:p>
       <w:pPr>
         <w:pStyle w:val="Heading1"/>
       </w:pPr>
       <w:r>
-        <w:t xml:space="preserve">Präsentation – 15 bis 17 Informatiksysteme und Dateien</w:t>
-      </w:r>
-    </w:p>
-    <w:bookmarkStart w:id="120" w:name="folie-1"/>
+        <w:t xml:space="preserve">Präsentation – 07 bis 09 Informatiksysteme und Dateien</w:t>
+      </w:r>
+    </w:p>
+    <w:bookmarkStart w:id="120" w:name="folie-1-leitfrage"/>
     <w:p>
       <w:pPr>
         <w:pStyle w:val="Heading2"/>
       </w:pPr>
       <w:r>
-        <w:t xml:space="preserve">Folie 1</w:t>
+        <w:t xml:space="preserve">Folie 1 – Leitfrage</w:t>
       </w:r>
     </w:p>
     <w:p>
@@ -4744,17 +4744,35 @@
         <w:pStyle w:val="BlockText"/>
       </w:pPr>
       <w:r>
-        <w:t xml:space="preserve">Was gehört zu einem Informatiksystem?</w:t>
+        <w:t xml:space="preserve">Was muss zusammenarbeiten, damit ein Informatiksystem im Alltag nutzbar wird?</w:t>
+      </w:r>
+    </w:p>
+    <w:p>
+      <w:pPr>
+        <w:pStyle w:val="FirstParagraph"/>
+      </w:pPr>
+      <w:r>
+        <w:rPr>
+          <w:bCs/>
+          <w:b/>
+        </w:rPr>
+        <w:t xml:space="preserve">Kommentarbereich:</w:t>
+      </w:r>
+      <w:r>
+        <w:t xml:space="preserve"> </w:t>
+      </w:r>
+      <w:r>
+        <w:t xml:space="preserve">Ziel der Stunde 07 ist nicht nur Begriffswissen, sondern das Zusammenspiel von Gerät, Programm, Daten, Benutzerhandlung und Vernetzung.</w:t>
       </w:r>
     </w:p>
     <w:bookmarkEnd w:id="120"/>
-    <w:bookmarkStart w:id="121" w:name="folie-2"/>
+    <w:bookmarkStart w:id="121" w:name="folie-2-informatiksystem-im-alltag"/>
     <w:p>
       <w:pPr>
         <w:pStyle w:val="Heading2"/>
       </w:pPr>
       <w:r>
-        <w:t xml:space="preserve">Folie 2</w:t>
+        <w:t xml:space="preserve">Folie 2 – Informatiksystem im Alltag</w:t>
       </w:r>
     </w:p>
     <w:p>
@@ -4762,17 +4780,35 @@
         <w:pStyle w:val="FirstParagraph"/>
       </w:pPr>
       <w:r>
-        <w:t xml:space="preserve">Hardware versus Software.</w:t>
+        <w:t xml:space="preserve">Beispiele: Smartphone, Schul-PC, Fahrkartenautomat, Smartwatch, Kasse, Drucker im Schulnetz.</w:t>
+      </w:r>
+    </w:p>
+    <w:p>
+      <w:pPr>
+        <w:pStyle w:val="BodyText"/>
+      </w:pPr>
+      <w:r>
+        <w:rPr>
+          <w:bCs/>
+          <w:b/>
+        </w:rPr>
+        <w:t xml:space="preserve">Kommentarbereich:</w:t>
+      </w:r>
+      <w:r>
+        <w:t xml:space="preserve"> </w:t>
+      </w:r>
+      <w:r>
+        <w:t xml:space="preserve">Herausarbeiten, dass Informatiksysteme nicht immer wie klassische Computer aussehen.</w:t>
       </w:r>
     </w:p>
     <w:bookmarkEnd w:id="121"/>
-    <w:bookmarkStart w:id="122" w:name="folie-3"/>
+    <w:bookmarkStart w:id="122" w:name="folie-3-blockbild"/>
     <w:p>
       <w:pPr>
         <w:pStyle w:val="Heading2"/>
       </w:pPr>
       <w:r>
-        <w:t xml:space="preserve">Folie 3</w:t>
+        <w:t xml:space="preserve">Folie 3 – Blockbild</w:t>
       </w:r>
     </w:p>
     <w:p>
@@ -4780,17 +4816,35 @@
         <w:pStyle w:val="FirstParagraph"/>
       </w:pPr>
       <w:r>
-        <w:t xml:space="preserve">Betriebssystem, Anwendung, Tool.</w:t>
+        <w:t xml:space="preserve">Eingabe → Verarbeitung → Ausgabe, ergänzt durch Speicherung und ggf. Vernetzung.</w:t>
+      </w:r>
+    </w:p>
+    <w:p>
+      <w:pPr>
+        <w:pStyle w:val="BodyText"/>
+      </w:pPr>
+      <w:r>
+        <w:rPr>
+          <w:bCs/>
+          <w:b/>
+        </w:rPr>
+        <w:t xml:space="preserve">Kommentarbereich:</w:t>
+      </w:r>
+      <w:r>
+        <w:t xml:space="preserve"> </w:t>
+      </w:r>
+      <w:r>
+        <w:t xml:space="preserve">Das Blockbild als einfache, wiederkehrende Struktur nutzen. Keine technische Bus-/CPU-Architektur vertiefen.</w:t>
       </w:r>
     </w:p>
     <w:bookmarkEnd w:id="122"/>
-    <w:bookmarkStart w:id="123" w:name="folie-4"/>
+    <w:bookmarkStart w:id="123" w:name="folie-4-hardware-software-daten"/>
     <w:p>
       <w:pPr>
         <w:pStyle w:val="Heading2"/>
       </w:pPr>
       <w:r>
-        <w:t xml:space="preserve">Folie 4</w:t>
+        <w:t xml:space="preserve">Folie 4 – Hardware, Software, Daten</w:t>
       </w:r>
     </w:p>
     <w:p>
@@ -4798,17 +4852,17 @@
         <w:pStyle w:val="FirstParagraph"/>
       </w:pPr>
       <w:r>
-        <w:t xml:space="preserve">Prozessor und Speicher.</w:t>
+        <w:t xml:space="preserve">Hardware sind Gerätebestandteile. Software sind Programme. Daten werden gespeichert, verarbeitet und übertragen.</w:t>
       </w:r>
     </w:p>
     <w:bookmarkEnd w:id="123"/>
-    <w:bookmarkStart w:id="124" w:name="folie-5"/>
+    <w:bookmarkStart w:id="124" w:name="X317743daab3b3cd3019281c2f160ae728ebfd74"/>
     <w:p>
       <w:pPr>
         <w:pStyle w:val="Heading2"/>
       </w:pPr>
       <w:r>
-        <w:t xml:space="preserve">Folie 5</w:t>
+        <w:t xml:space="preserve">Folie 5 – Betriebssystem, Anwendung, Werkzeug</w:t>
       </w:r>
     </w:p>
     <w:p>
@@ -4816,17 +4870,251 @@
         <w:pStyle w:val="FirstParagraph"/>
       </w:pPr>
       <w:r>
-        <w:t xml:space="preserve">Lizenzformen: proprietär, Open Source, freie Software.</w:t>
+        <w:t xml:space="preserve">Betriebssystem startet und verwaltet das System. Anwendungen lösen Aufgaben. Werkzeuge unterstützen einzelne Tätigkeiten.</w:t>
       </w:r>
     </w:p>
     <w:bookmarkEnd w:id="124"/>
-    <w:bookmarkStart w:id="125" w:name="folie-6"/>
+    <w:bookmarkStart w:id="125" w:name="folie-6-systembereitschaft"/>
     <w:p>
       <w:pPr>
         <w:pStyle w:val="Heading2"/>
       </w:pPr>
       <w:r>
-        <w:t xml:space="preserve">Folie 6</w:t>
+        <w:t xml:space="preserve">Folie 6 – Systembereitschaft</w:t>
+      </w:r>
+    </w:p>
+    <w:p>
+      <w:pPr>
+        <w:pStyle w:val="FirstParagraph"/>
+      </w:pPr>
+      <w:r>
+        <w:t xml:space="preserve">Anmelden, Netzwerk prüfen, Dateien öffnen, Drucker/Lernplattform erreichen.</w:t>
+      </w:r>
+    </w:p>
+    <w:p>
+      <w:pPr>
+        <w:pStyle w:val="BodyText"/>
+      </w:pPr>
+      <w:r>
+        <w:rPr>
+          <w:bCs/>
+          <w:b/>
+        </w:rPr>
+        <w:t xml:space="preserve">Kommentarbereich:</w:t>
+      </w:r>
+      <w:r>
+        <w:t xml:space="preserve"> </w:t>
+      </w:r>
+      <w:r>
+        <w:t xml:space="preserve">Hier den konkreten Schulkontext verwenden. Typische Hinweise und Fehlermeldungen nicht wegklicken, sondern lesen, einordnen und angemessen reagieren.</w:t>
+      </w:r>
+    </w:p>
+    <w:bookmarkEnd w:id="125"/>
+    <w:bookmarkStart w:id="126" w:name="folie-7-lizenzformen"/>
+    <w:p>
+      <w:pPr>
+        <w:pStyle w:val="Heading2"/>
+      </w:pPr>
+      <w:r>
+        <w:t xml:space="preserve">Folie 7 – Lizenzformen</w:t>
+      </w:r>
+    </w:p>
+    <w:p>
+      <w:pPr>
+        <w:pStyle w:val="FirstParagraph"/>
+      </w:pPr>
+      <w:r>
+        <w:t xml:space="preserve">Kostenpflichtig/kostenlos ist nicht dasselbe wie proprietär/Open Source/freie Software.</w:t>
+      </w:r>
+    </w:p>
+    <w:p>
+      <w:pPr>
+        <w:pStyle w:val="BodyText"/>
+      </w:pPr>
+      <w:r>
+        <w:rPr>
+          <w:bCs/>
+          <w:b/>
+        </w:rPr>
+        <w:t xml:space="preserve">Kommentarbereich:</w:t>
+      </w:r>
+      <w:r>
+        <w:t xml:space="preserve"> </w:t>
+      </w:r>
+      <w:r>
+        <w:t xml:space="preserve">Nur Grundunterscheidung. Ziel ist bewusstes Nutzen, nicht juristische Detailprüfung.</w:t>
+      </w:r>
+    </w:p>
+    <w:bookmarkEnd w:id="126"/>
+    <w:bookmarkStart w:id="127" w:name="folie-8-speicherarten"/>
+    <w:p>
+      <w:pPr>
+        <w:pStyle w:val="Heading2"/>
+      </w:pPr>
+      <w:r>
+        <w:t xml:space="preserve">Folie 8 – Speicherarten</w:t>
+      </w:r>
+    </w:p>
+    <w:p>
+      <w:pPr>
+        <w:pStyle w:val="FirstParagraph"/>
+      </w:pPr>
+      <w:r>
+        <w:t xml:space="preserve">Flüchtig/nichtflüchtig, lokal, Wechseldatenträger, Netzwerk, Cloud.</w:t>
+      </w:r>
+    </w:p>
+    <w:bookmarkEnd w:id="127"/>
+    <w:bookmarkStart w:id="128" w:name="folie-9-speichereigenschaften"/>
+    <w:p>
+      <w:pPr>
+        <w:pStyle w:val="Heading2"/>
+      </w:pPr>
+      <w:r>
+        <w:t xml:space="preserve">Folie 9 – Speichereigenschaften</w:t>
+      </w:r>
+    </w:p>
+    <w:p>
+      <w:pPr>
+        <w:pStyle w:val="FirstParagraph"/>
+      </w:pPr>
+      <w:r>
+        <w:t xml:space="preserve">Kapazität, Zugriffszeit/Geschwindigkeit, Zuverlässigkeit, Mobilität, Zugriffsort.</w:t>
+      </w:r>
+    </w:p>
+    <w:bookmarkEnd w:id="128"/>
+    <w:bookmarkStart w:id="129" w:name="folie-10-bit-byte-größenordnungen"/>
+    <w:p>
+      <w:pPr>
+        <w:pStyle w:val="Heading2"/>
+      </w:pPr>
+      <w:r>
+        <w:t xml:space="preserve">Folie 10 – Bit, Byte, Größenordnungen</w:t>
+      </w:r>
+    </w:p>
+    <w:p>
+      <w:pPr>
+        <w:pStyle w:val="FirstParagraph"/>
+      </w:pPr>
+      <w:r>
+        <w:t xml:space="preserve">Bit als kleinste binäre Einheit, Byte als Gruppe von 8 Bit, typische Größenordnungen einschätzen.</w:t>
+      </w:r>
+    </w:p>
+    <w:bookmarkEnd w:id="129"/>
+    <w:bookmarkStart w:id="130" w:name="folie-11-backup"/>
+    <w:p>
+      <w:pPr>
+        <w:pStyle w:val="Heading2"/>
+      </w:pPr>
+      <w:r>
+        <w:t xml:space="preserve">Folie 11 – Backup</w:t>
+      </w:r>
+    </w:p>
+    <w:p>
+      <w:pPr>
+        <w:pStyle w:val="FirstParagraph"/>
+      </w:pPr>
+      <w:r>
+        <w:t xml:space="preserve">Eine zweite Kopie schützt nur, wenn sie nicht auf demselben gefährdeten Speicher liegt.</w:t>
+      </w:r>
+    </w:p>
+    <w:bookmarkEnd w:id="130"/>
+    <w:bookmarkStart w:id="131" w:name="folie-12-dateien-und-dateitypen"/>
+    <w:p>
+      <w:pPr>
+        <w:pStyle w:val="Heading2"/>
+      </w:pPr>
+      <w:r>
+        <w:t xml:space="preserve">Folie 12 – Dateien und Dateitypen</w:t>
+      </w:r>
+    </w:p>
+    <w:p>
+      <w:pPr>
+        <w:pStyle w:val="FirstParagraph"/>
+      </w:pPr>
+      <w:r>
+        <w:t xml:space="preserve">Datei speichert zusammengehörige Daten. Dateityp und Endung helfen bei der passenden Anwendung.</w:t>
+      </w:r>
+    </w:p>
+    <w:bookmarkEnd w:id="131"/>
+    <w:bookmarkStart w:id="132" w:name="folie-13-ordner-und-pfade"/>
+    <w:p>
+      <w:pPr>
+        <w:pStyle w:val="Heading2"/>
+      </w:pPr>
+      <w:r>
+        <w:t xml:space="preserve">Folie 13 – Ordner und Pfade</w:t>
+      </w:r>
+    </w:p>
+    <w:p>
+      <w:pPr>
+        <w:pStyle w:val="FirstParagraph"/>
+      </w:pPr>
+      <w:r>
+        <w:t xml:space="preserve">Ordner strukturieren Dateien. Pfade beschreiben den Speicherort.</w:t>
+      </w:r>
+    </w:p>
+    <w:bookmarkEnd w:id="132"/>
+    <w:bookmarkStart w:id="133" w:name="folie-14-dateioperationen"/>
+    <w:p>
+      <w:pPr>
+        <w:pStyle w:val="Heading2"/>
+      </w:pPr>
+      <w:r>
+        <w:t xml:space="preserve">Folie 14 – Dateioperationen</w:t>
+      </w:r>
+    </w:p>
+    <w:p>
+      <w:pPr>
+        <w:pStyle w:val="FirstParagraph"/>
+      </w:pPr>
+      <w:r>
+        <w:t xml:space="preserve">Erstellen, kopieren, verschieben, umbenennen, löschen. Kopieren erzeugt ein zweites Exemplar; Verschieben ändert den Ort.</w:t>
+      </w:r>
+    </w:p>
+    <w:bookmarkEnd w:id="133"/>
+    <w:bookmarkStart w:id="134" w:name="folie-15-fehlermeldungen-und-hinweise"/>
+    <w:p>
+      <w:pPr>
+        <w:pStyle w:val="Heading2"/>
+      </w:pPr>
+      <w:r>
+        <w:t xml:space="preserve">Folie 15 – Fehlermeldungen und Hinweise</w:t>
+      </w:r>
+    </w:p>
+    <w:p>
+      <w:pPr>
+        <w:pStyle w:val="FirstParagraph"/>
+      </w:pPr>
+      <w:r>
+        <w:t xml:space="preserve">Beispiele: Datei schon vorhanden, Zugriff verweigert, Verbindung getrennt, Dateityp unbekannt.</w:t>
+      </w:r>
+    </w:p>
+    <w:p>
+      <w:pPr>
+        <w:pStyle w:val="BodyText"/>
+      </w:pPr>
+      <w:r>
+        <w:rPr>
+          <w:bCs/>
+          <w:b/>
+        </w:rPr>
+        <w:t xml:space="preserve">Kommentarbereich:</w:t>
+      </w:r>
+      <w:r>
+        <w:t xml:space="preserve"> </w:t>
+      </w:r>
+      <w:r>
+        <w:t xml:space="preserve">Fehlermeldungen als Informationsquelle behandeln. Schülerinnen und Schüler sollen eine passende Reaktion formulieren.</w:t>
+      </w:r>
+    </w:p>
+    <w:bookmarkEnd w:id="134"/>
+    <w:bookmarkStart w:id="135" w:name="folie-16-sicherung"/>
+    <w:p>
+      <w:pPr>
+        <w:pStyle w:val="Heading2"/>
+      </w:pPr>
+      <w:r>
+        <w:t xml:space="preserve">Folie 16 – Sicherung</w:t>
       </w:r>
     </w:p>
     <w:p>
@@ -4834,173 +5122,11 @@
         <w:pStyle w:val="BlockText"/>
       </w:pPr>
       <w:r>
-        <w:t xml:space="preserve">Warum gibt es verschiedene Speicherarten?</w:t>
-      </w:r>
-    </w:p>
-    <w:bookmarkEnd w:id="125"/>
-    <w:bookmarkStart w:id="126" w:name="folie-7"/>
-    <w:p>
-      <w:pPr>
-        <w:pStyle w:val="Heading2"/>
-      </w:pPr>
-      <w:r>
-        <w:t xml:space="preserve">Folie 7</w:t>
-      </w:r>
-    </w:p>
-    <w:p>
-      <w:pPr>
-        <w:pStyle w:val="FirstParagraph"/>
-      </w:pPr>
-      <w:r>
-        <w:t xml:space="preserve">flüchtig / nichtflüchtig.</w:t>
-      </w:r>
-    </w:p>
-    <w:bookmarkEnd w:id="126"/>
-    <w:bookmarkStart w:id="127" w:name="folie-8"/>
-    <w:p>
-      <w:pPr>
-        <w:pStyle w:val="Heading2"/>
-      </w:pPr>
-      <w:r>
-        <w:t xml:space="preserve">Folie 8</w:t>
-      </w:r>
-    </w:p>
-    <w:p>
-      <w:pPr>
-        <w:pStyle w:val="FirstParagraph"/>
-      </w:pPr>
-      <w:r>
-        <w:t xml:space="preserve">lokal / Netzwerk / Cloud.</w:t>
-      </w:r>
-    </w:p>
-    <w:bookmarkEnd w:id="127"/>
-    <w:bookmarkStart w:id="128" w:name="folie-9"/>
-    <w:p>
-      <w:pPr>
-        <w:pStyle w:val="Heading2"/>
-      </w:pPr>
-      <w:r>
-        <w:t xml:space="preserve">Folie 9</w:t>
-      </w:r>
-    </w:p>
-    <w:p>
-      <w:pPr>
-        <w:pStyle w:val="FirstParagraph"/>
-      </w:pPr>
-      <w:r>
-        <w:t xml:space="preserve">Bit, Byte und Größenordnungen.</w:t>
-      </w:r>
-    </w:p>
-    <w:bookmarkEnd w:id="128"/>
-    <w:bookmarkStart w:id="129" w:name="folie-10"/>
-    <w:p>
-      <w:pPr>
-        <w:pStyle w:val="Heading2"/>
-      </w:pPr>
-      <w:r>
-        <w:t xml:space="preserve">Folie 10</w:t>
-      </w:r>
-    </w:p>
-    <w:p>
-      <w:pPr>
-        <w:pStyle w:val="FirstParagraph"/>
-      </w:pPr>
-      <w:r>
-        <w:t xml:space="preserve">Backup: Warum eine zweite Kopie?</w:t>
-      </w:r>
-    </w:p>
-    <w:bookmarkEnd w:id="129"/>
-    <w:bookmarkStart w:id="130" w:name="folie-11"/>
-    <w:p>
-      <w:pPr>
-        <w:pStyle w:val="Heading2"/>
-      </w:pPr>
-      <w:r>
-        <w:t xml:space="preserve">Folie 11</w:t>
-      </w:r>
-    </w:p>
-    <w:p>
-      <w:pPr>
-        <w:pStyle w:val="BlockText"/>
-      </w:pPr>
-      <w:r>
-        <w:t xml:space="preserve">Wie finden wir Dateien wieder?</w:t>
-      </w:r>
-    </w:p>
-    <w:bookmarkEnd w:id="130"/>
-    <w:bookmarkStart w:id="131" w:name="folie-12"/>
-    <w:p>
-      <w:pPr>
-        <w:pStyle w:val="Heading2"/>
-      </w:pPr>
-      <w:r>
-        <w:t xml:space="preserve">Folie 12</w:t>
-      </w:r>
-    </w:p>
-    <w:p>
-      <w:pPr>
-        <w:pStyle w:val="FirstParagraph"/>
-      </w:pPr>
-      <w:r>
-        <w:t xml:space="preserve">Datei, Dateityp, Ordner, Pfad.</w:t>
-      </w:r>
-    </w:p>
-    <w:bookmarkEnd w:id="131"/>
-    <w:bookmarkStart w:id="132" w:name="folie-13"/>
-    <w:p>
-      <w:pPr>
-        <w:pStyle w:val="Heading2"/>
-      </w:pPr>
-      <w:r>
-        <w:t xml:space="preserve">Folie 13</w:t>
-      </w:r>
-    </w:p>
-    <w:p>
-      <w:pPr>
-        <w:pStyle w:val="FirstParagraph"/>
-      </w:pPr>
-      <w:r>
-        <w:t xml:space="preserve">Kopieren versus Verschieben.</w:t>
-      </w:r>
-    </w:p>
-    <w:bookmarkEnd w:id="132"/>
-    <w:bookmarkStart w:id="133" w:name="folie-14"/>
-    <w:p>
-      <w:pPr>
-        <w:pStyle w:val="Heading2"/>
-      </w:pPr>
-      <w:r>
-        <w:t xml:space="preserve">Folie 14</w:t>
-      </w:r>
-    </w:p>
-    <w:p>
-      <w:pPr>
-        <w:pStyle w:val="FirstParagraph"/>
-      </w:pPr>
-      <w:r>
-        <w:t xml:space="preserve">Ordnerchallenge.</w:t>
-      </w:r>
-    </w:p>
-    <w:bookmarkEnd w:id="133"/>
-    <w:bookmarkStart w:id="134" w:name="folie-15"/>
-    <w:p>
-      <w:pPr>
-        <w:pStyle w:val="Heading2"/>
-      </w:pPr>
-      <w:r>
-        <w:t xml:space="preserve">Folie 15</w:t>
-      </w:r>
-    </w:p>
-    <w:p>
-      <w:pPr>
-        <w:pStyle w:val="FirstParagraph"/>
-      </w:pPr>
-      <w:r>
-        <w:t xml:space="preserve">Sicherung: Informatiksysteme bestehen nicht nur aus sichtbaren Geräten – Hardware, Software, Speicher und strukturierte Daten arbeiten zusammen.</w:t>
-      </w:r>
-    </w:p>
-    <w:bookmarkEnd w:id="134"/>
+        <w:t xml:space="preserve">Informatiksysteme bestehen aus Hardware, Software, Daten, Benutzenden und häufig Vernetzung. Dateien und Speicher müssen bewusst organisiert werden.</w:t>
+      </w:r>
+    </w:p>
     <w:bookmarkEnd w:id="135"/>
+    <w:bookmarkEnd w:id="136"/>
     <w:sectPr>
       <w:headerReference r:id="rId9" w:type="default"/>
       <w:footerReference r:id="rId11" w:type="default"/>
@@ -5031,7 +5157,7 @@
       <w:rPr>
         <w:sz w:val="16"/>
       </w:rPr>
-      <w:t>Unterrichtsmaterial Oberschule Sachsen · Version v0.4.0-356-g3db0967-dirty · Build 17.08.2026</w:t>
+      <w:t>Unterrichtsmaterial Oberschule Sachsen · Version v0.4.0-376-g6ba679b-dirty · Build 17.08.2026</w:t>
     </w:r>
   </w:p>
 </w:ftr>

--- a/Ausgabe/Klasse_7/01_Informatik_im_Alltag/05_Praesentationen/md.docx
+++ b/Ausgabe/Klasse_7/01_Informatik_im_Alltag/05_Praesentationen/md.docx
@@ -4721,22 +4721,22 @@
     </w:p>
     <w:bookmarkEnd w:id="118"/>
     <w:bookmarkEnd w:id="119"/>
-    <w:bookmarkStart w:id="135" w:name="Xe313627af3fc8311eab5920dceb54b4803d92f8"/>
+    <w:bookmarkStart w:id="134" w:name="X6ddb95aefea7a465876892f3c89dfdef2b52e68"/>
     <w:p>
       <w:pPr>
         <w:pStyle w:val="Heading1"/>
       </w:pPr>
       <w:r>
-        <w:t xml:space="preserve">Präsentation – 15 bis 17 Informatiksysteme und Dateien</w:t>
-      </w:r>
-    </w:p>
-    <w:bookmarkStart w:id="120" w:name="folie-1"/>
+        <w:t xml:space="preserve">Präsentation – 07 bis 09 Informatiksysteme, Speicher und Dateien</w:t>
+      </w:r>
+    </w:p>
+    <w:bookmarkStart w:id="120" w:name="folie-1-leitfrage"/>
     <w:p>
       <w:pPr>
         <w:pStyle w:val="Heading2"/>
       </w:pPr>
       <w:r>
-        <w:t xml:space="preserve">Folie 1</w:t>
+        <w:t xml:space="preserve">Folie 1 – Leitfrage</w:t>
       </w:r>
     </w:p>
     <w:p>
@@ -4744,17 +4744,35 @@
         <w:pStyle w:val="BlockText"/>
       </w:pPr>
       <w:r>
-        <w:t xml:space="preserve">Was gehört zu einem Informatiksystem?</w:t>
+        <w:t xml:space="preserve">Was muss zusammenarbeiten, damit ein Informatiksystem im Alltag funktioniert?</w:t>
+      </w:r>
+    </w:p>
+    <w:p>
+      <w:pPr>
+        <w:pStyle w:val="FirstParagraph"/>
+      </w:pPr>
+      <w:r>
+        <w:rPr>
+          <w:bCs/>
+          <w:b/>
+        </w:rPr>
+        <w:t xml:space="preserve">Lehrerhinweis:</w:t>
+      </w:r>
+      <w:r>
+        <w:t xml:space="preserve"> </w:t>
+      </w:r>
+      <w:r>
+        <w:t xml:space="preserve">An Smartphone, Schul-PC oder Fahrkartenautomat anknüpfen. Nicht nur sichtbare Hardware sammeln, sondern auch Software, Daten, Netzwerk und Bedienung.</w:t>
       </w:r>
     </w:p>
     <w:bookmarkEnd w:id="120"/>
-    <w:bookmarkStart w:id="121" w:name="folie-2"/>
+    <w:bookmarkStart w:id="121" w:name="folie-2-informatiksystem-als-blockbild"/>
     <w:p>
       <w:pPr>
         <w:pStyle w:val="Heading2"/>
       </w:pPr>
       <w:r>
-        <w:t xml:space="preserve">Folie 2</w:t>
+        <w:t xml:space="preserve">Folie 2 – Informatiksystem als Blockbild</w:t>
       </w:r>
     </w:p>
     <w:p>
@@ -4762,17 +4780,35 @@
         <w:pStyle w:val="FirstParagraph"/>
       </w:pPr>
       <w:r>
-        <w:t xml:space="preserve">Hardware versus Software.</w:t>
+        <w:t xml:space="preserve">Eingabe → Verarbeitung → Ausgabe; dazu Speicherung, Benutzer, Software und ggf. Netzwerk.</w:t>
+      </w:r>
+    </w:p>
+    <w:p>
+      <w:pPr>
+        <w:pStyle w:val="BodyText"/>
+      </w:pPr>
+      <w:r>
+        <w:rPr>
+          <w:bCs/>
+          <w:b/>
+        </w:rPr>
+        <w:t xml:space="preserve">Lehrerhinweis:</w:t>
+      </w:r>
+      <w:r>
+        <w:t xml:space="preserve"> </w:t>
+      </w:r>
+      <w:r>
+        <w:t xml:space="preserve">Das Blockbild ist verbindlicher Kernstoff. Es soll auf Alltagssysteme übertragen werden können, nicht nur auswendig reproduziert werden.</w:t>
       </w:r>
     </w:p>
     <w:bookmarkEnd w:id="121"/>
-    <w:bookmarkStart w:id="122" w:name="folie-3"/>
+    <w:bookmarkStart w:id="122" w:name="folie-3-hardware-und-software"/>
     <w:p>
       <w:pPr>
         <w:pStyle w:val="Heading2"/>
       </w:pPr>
       <w:r>
-        <w:t xml:space="preserve">Folie 3</w:t>
+        <w:t xml:space="preserve">Folie 3 – Hardware und Software</w:t>
       </w:r>
     </w:p>
     <w:p>
@@ -4780,17 +4816,17 @@
         <w:pStyle w:val="FirstParagraph"/>
       </w:pPr>
       <w:r>
-        <w:t xml:space="preserve">Betriebssystem, Anwendung, Tool.</w:t>
+        <w:t xml:space="preserve">Hardware = körperliche Bestandteile. Software = Programme und Daten, die auf Hardware ausgeführt bzw. verarbeitet werden.</w:t>
       </w:r>
     </w:p>
     <w:bookmarkEnd w:id="122"/>
-    <w:bookmarkStart w:id="123" w:name="folie-4"/>
+    <w:bookmarkStart w:id="123" w:name="folie-4-systembereitschaft-herstellen"/>
     <w:p>
       <w:pPr>
         <w:pStyle w:val="Heading2"/>
       </w:pPr>
       <w:r>
-        <w:t xml:space="preserve">Folie 4</w:t>
+        <w:t xml:space="preserve">Folie 4 – Systembereitschaft herstellen</w:t>
       </w:r>
     </w:p>
     <w:p>
@@ -4798,17 +4834,35 @@
         <w:pStyle w:val="FirstParagraph"/>
       </w:pPr>
       <w:r>
-        <w:t xml:space="preserve">Prozessor und Speicher.</w:t>
+        <w:t xml:space="preserve">Einschalten, anmelden, Schulnetz/Online-Plattform erreichen, benötigte Anwendung starten, Meldungen beachten.</w:t>
+      </w:r>
+    </w:p>
+    <w:p>
+      <w:pPr>
+        <w:pStyle w:val="BodyText"/>
+      </w:pPr>
+      <w:r>
+        <w:rPr>
+          <w:bCs/>
+          <w:b/>
+        </w:rPr>
+        <w:t xml:space="preserve">Lehrerhinweis:</w:t>
+      </w:r>
+      <w:r>
+        <w:t xml:space="preserve"> </w:t>
+      </w:r>
+      <w:r>
+        <w:t xml:space="preserve">Hier ausdrücklich lokale Anmeldung, Netzlaufwerk/Lernplattform und einfache Fehlermeldungen besprechen: falsches Passwort, keine Verbindung, Datei gesperrt, fehlende Berechtigung.</w:t>
       </w:r>
     </w:p>
     <w:bookmarkEnd w:id="123"/>
-    <w:bookmarkStart w:id="124" w:name="folie-5"/>
+    <w:bookmarkStart w:id="124" w:name="folie-5-softwarearten-und-lizenzformen"/>
     <w:p>
       <w:pPr>
         <w:pStyle w:val="Heading2"/>
       </w:pPr>
       <w:r>
-        <w:t xml:space="preserve">Folie 5</w:t>
+        <w:t xml:space="preserve">Folie 5 – Softwarearten und Lizenzformen</w:t>
       </w:r>
     </w:p>
     <w:p>
@@ -4816,17 +4870,215 @@
         <w:pStyle w:val="FirstParagraph"/>
       </w:pPr>
       <w:r>
-        <w:t xml:space="preserve">Lizenzformen: proprietär, Open Source, freie Software.</w:t>
+        <w:t xml:space="preserve">Betriebssystem, Anwendung, Werkzeug. Kostenlos ist nicht automatisch frei nutzbar. Proprietär, Open Source und freie Software unterscheiden.</w:t>
       </w:r>
     </w:p>
     <w:bookmarkEnd w:id="124"/>
-    <w:bookmarkStart w:id="125" w:name="folie-6"/>
+    <w:bookmarkStart w:id="125" w:name="folie-6-speicherarten-vergleichen"/>
     <w:p>
       <w:pPr>
         <w:pStyle w:val="Heading2"/>
       </w:pPr>
       <w:r>
-        <w:t xml:space="preserve">Folie 6</w:t>
+        <w:t xml:space="preserve">Folie 6 – Speicherarten vergleichen</w:t>
+      </w:r>
+    </w:p>
+    <w:p>
+      <w:pPr>
+        <w:pStyle w:val="FirstParagraph"/>
+      </w:pPr>
+      <w:r>
+        <w:t xml:space="preserve">Flüchtig/nichtflüchtig, lokal, Wechseldatenträger, Netzwerk, Cloud.</w:t>
+      </w:r>
+    </w:p>
+    <w:bookmarkEnd w:id="125"/>
+    <w:bookmarkStart w:id="126" w:name="folie-7-speichereigenschaften"/>
+    <w:p>
+      <w:pPr>
+        <w:pStyle w:val="Heading2"/>
+      </w:pPr>
+      <w:r>
+        <w:t xml:space="preserve">Folie 7 – Speichereigenschaften</w:t>
+      </w:r>
+    </w:p>
+    <w:p>
+      <w:pPr>
+        <w:pStyle w:val="FirstParagraph"/>
+      </w:pPr>
+      <w:r>
+        <w:t xml:space="preserve">Kapazität, Zugriffszeit/Geschwindigkeit, Zuverlässigkeit, Mobilität, Kosten, Zugriffsart.</w:t>
+      </w:r>
+    </w:p>
+    <w:p>
+      <w:pPr>
+        <w:pStyle w:val="BodyText"/>
+      </w:pPr>
+      <w:r>
+        <w:rPr>
+          <w:bCs/>
+          <w:b/>
+        </w:rPr>
+        <w:t xml:space="preserve">Lehrerhinweis:</w:t>
+      </w:r>
+      <w:r>
+        <w:t xml:space="preserve"> </w:t>
+      </w:r>
+      <w:r>
+        <w:t xml:space="preserve">Keine reine Begriffsliste. Die Lernenden sollen begründen, welcher Speicher für eine Aufgabe geeignet ist.</w:t>
+      </w:r>
+    </w:p>
+    <w:bookmarkEnd w:id="126"/>
+    <w:bookmarkStart w:id="127" w:name="folie-8-bit-byte-und-größenordnungen"/>
+    <w:p>
+      <w:pPr>
+        <w:pStyle w:val="Heading2"/>
+      </w:pPr>
+      <w:r>
+        <w:t xml:space="preserve">Folie 8 – Bit, Byte und Größenordnungen</w:t>
+      </w:r>
+    </w:p>
+    <w:p>
+      <w:pPr>
+        <w:pStyle w:val="FirstParagraph"/>
+      </w:pPr>
+      <w:r>
+        <w:t xml:space="preserve">Bit als zwei Zustände; Byte als 8 Bit; Größenordnungen für Dateien einschätzen.</w:t>
+      </w:r>
+    </w:p>
+    <w:p>
+      <w:pPr>
+        <w:pStyle w:val="BodyText"/>
+      </w:pPr>
+      <w:r>
+        <w:rPr>
+          <w:bCs/>
+          <w:b/>
+        </w:rPr>
+        <w:t xml:space="preserve">Lehrerhinweis:</w:t>
+      </w:r>
+      <w:r>
+        <w:t xml:space="preserve"> </w:t>
+      </w:r>
+      <w:r>
+        <w:t xml:space="preserve">Ausführliche Binärumrechnung und Addition sind Vertiefung. Prüfungsrelevant sind hier sichere Begriffe und Größenordnungen.</w:t>
+      </w:r>
+    </w:p>
+    <w:bookmarkEnd w:id="127"/>
+    <w:bookmarkStart w:id="128" w:name="folie-9-backup-und-datenverlust"/>
+    <w:p>
+      <w:pPr>
+        <w:pStyle w:val="Heading2"/>
+      </w:pPr>
+      <w:r>
+        <w:t xml:space="preserve">Folie 9 – Backup und Datenverlust</w:t>
+      </w:r>
+    </w:p>
+    <w:p>
+      <w:pPr>
+        <w:pStyle w:val="FirstParagraph"/>
+      </w:pPr>
+      <w:r>
+        <w:t xml:space="preserve">Warum eine zweite Kopie an einem geeigneten Ort schützen kann.</w:t>
+      </w:r>
+    </w:p>
+    <w:bookmarkEnd w:id="128"/>
+    <w:bookmarkStart w:id="129" w:name="X9d83a220f7efe4815cc578f9977f400f18cbc0d"/>
+    <w:p>
+      <w:pPr>
+        <w:pStyle w:val="Heading2"/>
+      </w:pPr>
+      <w:r>
+        <w:t xml:space="preserve">Folie 10 – Dateien, Dateitypen und Anwendungen</w:t>
+      </w:r>
+    </w:p>
+    <w:p>
+      <w:pPr>
+        <w:pStyle w:val="FirstParagraph"/>
+      </w:pPr>
+      <w:r>
+        <w:t xml:space="preserve">Datei, Dateityp, Dateiendung und passende Anwendung unterscheiden.</w:t>
+      </w:r>
+    </w:p>
+    <w:bookmarkEnd w:id="129"/>
+    <w:bookmarkStart w:id="130" w:name="folie-11-ordner-und-pfade"/>
+    <w:p>
+      <w:pPr>
+        <w:pStyle w:val="Heading2"/>
+      </w:pPr>
+      <w:r>
+        <w:t xml:space="preserve">Folie 11 – Ordner und Pfade</w:t>
+      </w:r>
+    </w:p>
+    <w:p>
+      <w:pPr>
+        <w:pStyle w:val="FirstParagraph"/>
+      </w:pPr>
+      <w:r>
+        <w:t xml:space="preserve">Ordnerstruktur planen; Pfad als Weg zu einer Datei beschreiben.</w:t>
+      </w:r>
+    </w:p>
+    <w:bookmarkEnd w:id="130"/>
+    <w:bookmarkStart w:id="131" w:name="folie-12-dateioperationen"/>
+    <w:p>
+      <w:pPr>
+        <w:pStyle w:val="Heading2"/>
+      </w:pPr>
+      <w:r>
+        <w:t xml:space="preserve">Folie 12 – Dateioperationen</w:t>
+      </w:r>
+    </w:p>
+    <w:p>
+      <w:pPr>
+        <w:pStyle w:val="FirstParagraph"/>
+      </w:pPr>
+      <w:r>
+        <w:t xml:space="preserve">Erstellen, Öffnen, Speichern, Kopieren, Verschieben, Umbenennen, Löschen.</w:t>
+      </w:r>
+    </w:p>
+    <w:p>
+      <w:pPr>
+        <w:pStyle w:val="BodyText"/>
+      </w:pPr>
+      <w:r>
+        <w:rPr>
+          <w:bCs/>
+          <w:b/>
+        </w:rPr>
+        <w:t xml:space="preserve">Lehrerhinweis:</w:t>
+      </w:r>
+      <w:r>
+        <w:t xml:space="preserve"> </w:t>
+      </w:r>
+      <w:r>
+        <w:t xml:space="preserve">Kopieren/Verschieben mit konkretem Beispiel durchführen. Fehlermeldungen und Rückfragen nicht wegklicken, sondern lesen lassen.</w:t>
+      </w:r>
+    </w:p>
+    <w:bookmarkEnd w:id="131"/>
+    <w:bookmarkStart w:id="132" w:name="folie-13-praxisauftrag"/>
+    <w:p>
+      <w:pPr>
+        <w:pStyle w:val="Heading2"/>
+      </w:pPr>
+      <w:r>
+        <w:t xml:space="preserve">Folie 13 – Praxisauftrag</w:t>
+      </w:r>
+    </w:p>
+    <w:p>
+      <w:pPr>
+        <w:pStyle w:val="FirstParagraph"/>
+      </w:pPr>
+      <w:r>
+        <w:t xml:space="preserve">Ordnerstruktur für ein Projekt anlegen, Dateien sinnvoll benennen, kopieren/verschieben und kurze Dokumentation erstellen.</w:t>
+      </w:r>
+    </w:p>
+    <w:bookmarkEnd w:id="132"/>
+    <w:bookmarkStart w:id="133" w:name="folie-14-sicherung"/>
+    <w:p>
+      <w:pPr>
+        <w:pStyle w:val="Heading2"/>
+      </w:pPr>
+      <w:r>
+        <w:t xml:space="preserve">Folie 14 – Sicherung</w:t>
       </w:r>
     </w:p>
     <w:p>
@@ -4834,173 +5086,11 @@
         <w:pStyle w:val="BlockText"/>
       </w:pPr>
       <w:r>
-        <w:t xml:space="preserve">Warum gibt es verschiedene Speicherarten?</w:t>
-      </w:r>
-    </w:p>
-    <w:bookmarkEnd w:id="125"/>
-    <w:bookmarkStart w:id="126" w:name="folie-7"/>
-    <w:p>
-      <w:pPr>
-        <w:pStyle w:val="Heading2"/>
-      </w:pPr>
-      <w:r>
-        <w:t xml:space="preserve">Folie 7</w:t>
-      </w:r>
-    </w:p>
-    <w:p>
-      <w:pPr>
-        <w:pStyle w:val="FirstParagraph"/>
-      </w:pPr>
-      <w:r>
-        <w:t xml:space="preserve">flüchtig / nichtflüchtig.</w:t>
-      </w:r>
-    </w:p>
-    <w:bookmarkEnd w:id="126"/>
-    <w:bookmarkStart w:id="127" w:name="folie-8"/>
-    <w:p>
-      <w:pPr>
-        <w:pStyle w:val="Heading2"/>
-      </w:pPr>
-      <w:r>
-        <w:t xml:space="preserve">Folie 8</w:t>
-      </w:r>
-    </w:p>
-    <w:p>
-      <w:pPr>
-        <w:pStyle w:val="FirstParagraph"/>
-      </w:pPr>
-      <w:r>
-        <w:t xml:space="preserve">lokal / Netzwerk / Cloud.</w:t>
-      </w:r>
-    </w:p>
-    <w:bookmarkEnd w:id="127"/>
-    <w:bookmarkStart w:id="128" w:name="folie-9"/>
-    <w:p>
-      <w:pPr>
-        <w:pStyle w:val="Heading2"/>
-      </w:pPr>
-      <w:r>
-        <w:t xml:space="preserve">Folie 9</w:t>
-      </w:r>
-    </w:p>
-    <w:p>
-      <w:pPr>
-        <w:pStyle w:val="FirstParagraph"/>
-      </w:pPr>
-      <w:r>
-        <w:t xml:space="preserve">Bit, Byte und Größenordnungen.</w:t>
-      </w:r>
-    </w:p>
-    <w:bookmarkEnd w:id="128"/>
-    <w:bookmarkStart w:id="129" w:name="folie-10"/>
-    <w:p>
-      <w:pPr>
-        <w:pStyle w:val="Heading2"/>
-      </w:pPr>
-      <w:r>
-        <w:t xml:space="preserve">Folie 10</w:t>
-      </w:r>
-    </w:p>
-    <w:p>
-      <w:pPr>
-        <w:pStyle w:val="FirstParagraph"/>
-      </w:pPr>
-      <w:r>
-        <w:t xml:space="preserve">Backup: Warum eine zweite Kopie?</w:t>
-      </w:r>
-    </w:p>
-    <w:bookmarkEnd w:id="129"/>
-    <w:bookmarkStart w:id="130" w:name="folie-11"/>
-    <w:p>
-      <w:pPr>
-        <w:pStyle w:val="Heading2"/>
-      </w:pPr>
-      <w:r>
-        <w:t xml:space="preserve">Folie 11</w:t>
-      </w:r>
-    </w:p>
-    <w:p>
-      <w:pPr>
-        <w:pStyle w:val="BlockText"/>
-      </w:pPr>
-      <w:r>
-        <w:t xml:space="preserve">Wie finden wir Dateien wieder?</w:t>
-      </w:r>
-    </w:p>
-    <w:bookmarkEnd w:id="130"/>
-    <w:bookmarkStart w:id="131" w:name="folie-12"/>
-    <w:p>
-      <w:pPr>
-        <w:pStyle w:val="Heading2"/>
-      </w:pPr>
-      <w:r>
-        <w:t xml:space="preserve">Folie 12</w:t>
-      </w:r>
-    </w:p>
-    <w:p>
-      <w:pPr>
-        <w:pStyle w:val="FirstParagraph"/>
-      </w:pPr>
-      <w:r>
-        <w:t xml:space="preserve">Datei, Dateityp, Ordner, Pfad.</w:t>
-      </w:r>
-    </w:p>
-    <w:bookmarkEnd w:id="131"/>
-    <w:bookmarkStart w:id="132" w:name="folie-13"/>
-    <w:p>
-      <w:pPr>
-        <w:pStyle w:val="Heading2"/>
-      </w:pPr>
-      <w:r>
-        <w:t xml:space="preserve">Folie 13</w:t>
-      </w:r>
-    </w:p>
-    <w:p>
-      <w:pPr>
-        <w:pStyle w:val="FirstParagraph"/>
-      </w:pPr>
-      <w:r>
-        <w:t xml:space="preserve">Kopieren versus Verschieben.</w:t>
-      </w:r>
-    </w:p>
-    <w:bookmarkEnd w:id="132"/>
-    <w:bookmarkStart w:id="133" w:name="folie-14"/>
-    <w:p>
-      <w:pPr>
-        <w:pStyle w:val="Heading2"/>
-      </w:pPr>
-      <w:r>
-        <w:t xml:space="preserve">Folie 14</w:t>
-      </w:r>
-    </w:p>
-    <w:p>
-      <w:pPr>
-        <w:pStyle w:val="FirstParagraph"/>
-      </w:pPr>
-      <w:r>
-        <w:t xml:space="preserve">Ordnerchallenge.</w:t>
+        <w:t xml:space="preserve">Informatiksysteme bestehen aus Hardware, Software, Daten, Speicher, Bedienung und oft Vernetzung. Wer damit arbeitet, muss Systeme bereit machen und Daten sinnvoll organisieren können.</w:t>
       </w:r>
     </w:p>
     <w:bookmarkEnd w:id="133"/>
-    <w:bookmarkStart w:id="134" w:name="folie-15"/>
-    <w:p>
-      <w:pPr>
-        <w:pStyle w:val="Heading2"/>
-      </w:pPr>
-      <w:r>
-        <w:t xml:space="preserve">Folie 15</w:t>
-      </w:r>
-    </w:p>
-    <w:p>
-      <w:pPr>
-        <w:pStyle w:val="FirstParagraph"/>
-      </w:pPr>
-      <w:r>
-        <w:t xml:space="preserve">Sicherung: Informatiksysteme bestehen nicht nur aus sichtbaren Geräten – Hardware, Software, Speicher und strukturierte Daten arbeiten zusammen.</w:t>
-      </w:r>
-    </w:p>
     <w:bookmarkEnd w:id="134"/>
-    <w:bookmarkEnd w:id="135"/>
     <w:sectPr>
       <w:headerReference r:id="rId9" w:type="default"/>
       <w:footerReference r:id="rId11" w:type="default"/>
@@ -5031,7 +5121,7 @@
       <w:rPr>
         <w:sz w:val="16"/>
       </w:rPr>
-      <w:t>Unterrichtsmaterial Oberschule Sachsen · Version v0.4.0-356-g3db0967-dirty · Build 17.08.2026</w:t>
+      <w:t>Unterrichtsmaterial Oberschule Sachsen · Version v0.4.0-378-g61c0f2a-dirty · Build 17.08.2026</w:t>
     </w:r>
   </w:p>
 </w:ftr>

--- a/Ausgabe/Klasse_7/01_Informatik_im_Alltag/05_Praesentationen/md.docx
+++ b/Ausgabe/Klasse_7/01_Informatik_im_Alltag/05_Praesentationen/md.docx
@@ -4721,22 +4721,22 @@
     </w:p>
     <w:bookmarkEnd w:id="118"/>
     <w:bookmarkEnd w:id="119"/>
-    <w:bookmarkStart w:id="135" w:name="Xe313627af3fc8311eab5920dceb54b4803d92f8"/>
+    <w:bookmarkStart w:id="135" w:name="X6ddb95aefea7a465876892f3c89dfdef2b52e68"/>
     <w:p>
       <w:pPr>
         <w:pStyle w:val="Heading1"/>
       </w:pPr>
       <w:r>
-        <w:t xml:space="preserve">Präsentation – 15 bis 17 Informatiksysteme und Dateien</w:t>
-      </w:r>
-    </w:p>
-    <w:bookmarkStart w:id="120" w:name="folie-1"/>
+        <w:t xml:space="preserve">Präsentation – 07 bis 09 Informatiksysteme, Speicher und Dateien</w:t>
+      </w:r>
+    </w:p>
+    <w:bookmarkStart w:id="120" w:name="folie-1-leitfrage"/>
     <w:p>
       <w:pPr>
         <w:pStyle w:val="Heading2"/>
       </w:pPr>
       <w:r>
-        <w:t xml:space="preserve">Folie 1</w:t>
+        <w:t xml:space="preserve">Folie 1 – Leitfrage</w:t>
       </w:r>
     </w:p>
     <w:p>
@@ -4744,17 +4744,17 @@
         <w:pStyle w:val="BlockText"/>
       </w:pPr>
       <w:r>
-        <w:t xml:space="preserve">Was gehört zu einem Informatiksystem?</w:t>
+        <w:t xml:space="preserve">Was muss zusammenarbeiten, damit ein Informatiksystem im Alltag nutzbar ist?</w:t>
       </w:r>
     </w:p>
     <w:bookmarkEnd w:id="120"/>
-    <w:bookmarkStart w:id="121" w:name="folie-2"/>
+    <w:bookmarkStart w:id="121" w:name="folie-2-informatiksystem-im-blockbild"/>
     <w:p>
       <w:pPr>
         <w:pStyle w:val="Heading2"/>
       </w:pPr>
       <w:r>
-        <w:t xml:space="preserve">Folie 2</w:t>
+        <w:t xml:space="preserve">Folie 2 – Informatiksystem im Blockbild</w:t>
       </w:r>
     </w:p>
     <w:p>
@@ -4762,17 +4762,23 @@
         <w:pStyle w:val="FirstParagraph"/>
       </w:pPr>
       <w:r>
-        <w:t xml:space="preserve">Hardware versus Software.</w:t>
+        <w:rPr>
+          <w:rStyle w:val="VerbatimChar"/>
+        </w:rPr>
+        <w:t xml:space="preserve">Eingabe → Verarbeitung → Ausgabe</w:t>
+      </w:r>
+      <w:r>
+        <w:t xml:space="preserve">, Speicher als zusätzlicher Baustein. Beispiele: Smartphone, Fahrkartenautomat, Schulcomputer.</w:t>
       </w:r>
     </w:p>
     <w:bookmarkEnd w:id="121"/>
-    <w:bookmarkStart w:id="122" w:name="folie-3"/>
+    <w:bookmarkStart w:id="122" w:name="folie-3-hardware"/>
     <w:p>
       <w:pPr>
         <w:pStyle w:val="Heading2"/>
       </w:pPr>
       <w:r>
-        <w:t xml:space="preserve">Folie 3</w:t>
+        <w:t xml:space="preserve">Folie 3 – Hardware</w:t>
       </w:r>
     </w:p>
     <w:p>
@@ -4780,17 +4786,17 @@
         <w:pStyle w:val="FirstParagraph"/>
       </w:pPr>
       <w:r>
-        <w:t xml:space="preserve">Betriebssystem, Anwendung, Tool.</w:t>
+        <w:t xml:space="preserve">Körperliche Bestandteile: Prozessor, Arbeitsspeicher, SSD, Bildschirm, Tastatur, Sensoren. Technische Angaben immer auf die Aufgabe beziehen.</w:t>
       </w:r>
     </w:p>
     <w:bookmarkEnd w:id="122"/>
-    <w:bookmarkStart w:id="123" w:name="folie-4"/>
+    <w:bookmarkStart w:id="123" w:name="folie-4-software"/>
     <w:p>
       <w:pPr>
         <w:pStyle w:val="Heading2"/>
       </w:pPr>
       <w:r>
-        <w:t xml:space="preserve">Folie 4</w:t>
+        <w:t xml:space="preserve">Folie 4 – Software</w:t>
       </w:r>
     </w:p>
     <w:p>
@@ -4798,17 +4804,17 @@
         <w:pStyle w:val="FirstParagraph"/>
       </w:pPr>
       <w:r>
-        <w:t xml:space="preserve">Prozessor und Speicher.</w:t>
+        <w:t xml:space="preserve">Betriebssystem, Anwendungssoftware und Werkzeuge unterscheiden. Software steuert, verarbeitet und stellt Funktionen bereit.</w:t>
       </w:r>
     </w:p>
     <w:bookmarkEnd w:id="123"/>
-    <w:bookmarkStart w:id="124" w:name="folie-5"/>
+    <w:bookmarkStart w:id="124" w:name="folie-5-systembereitschaft"/>
     <w:p>
       <w:pPr>
         <w:pStyle w:val="Heading2"/>
       </w:pPr>
       <w:r>
-        <w:t xml:space="preserve">Folie 5</w:t>
+        <w:t xml:space="preserve">Folie 5 – Systembereitschaft</w:t>
       </w:r>
     </w:p>
     <w:p>
@@ -4816,17 +4822,179 @@
         <w:pStyle w:val="FirstParagraph"/>
       </w:pPr>
       <w:r>
-        <w:t xml:space="preserve">Lizenzformen: proprietär, Open Source, freie Software.</w:t>
+        <w:t xml:space="preserve">Gerät starten, anmelden, Netzwerk prüfen, Anwendung oder Online-Plattform öffnen. Fehlermeldungen zuerst lesen, dann gezielt handeln.</w:t>
       </w:r>
     </w:p>
     <w:bookmarkEnd w:id="124"/>
-    <w:bookmarkStart w:id="125" w:name="folie-6"/>
+    <w:bookmarkStart w:id="125" w:name="folie-6-lizenzformen"/>
     <w:p>
       <w:pPr>
         <w:pStyle w:val="Heading2"/>
       </w:pPr>
       <w:r>
-        <w:t xml:space="preserve">Folie 6</w:t>
+        <w:t xml:space="preserve">Folie 6 – Lizenzformen</w:t>
+      </w:r>
+    </w:p>
+    <w:p>
+      <w:pPr>
+        <w:pStyle w:val="FirstParagraph"/>
+      </w:pPr>
+      <w:r>
+        <w:t xml:space="preserve">Kostenpflichtig/kostenlos ist nicht dasselbe wie proprietär/Open Source. Nutzungsrechte bestimmen, was erlaubt ist.</w:t>
+      </w:r>
+    </w:p>
+    <w:bookmarkEnd w:id="125"/>
+    <w:bookmarkStart w:id="126" w:name="X15b923fb16a286a1d2da96d9ffafc89936b001d"/>
+    <w:p>
+      <w:pPr>
+        <w:pStyle w:val="Heading2"/>
+      </w:pPr>
+      <w:r>
+        <w:t xml:space="preserve">Folie 7 – Digitalisierung, Automatisierung, Vernetzung</w:t>
+      </w:r>
+    </w:p>
+    <w:p>
+      <w:pPr>
+        <w:pStyle w:val="FirstParagraph"/>
+      </w:pPr>
+      <w:r>
+        <w:t xml:space="preserve">Alltagsbeispiele sammeln: Online-Fahrplan, automatische Rechtschreibprüfung, Cloudspeicher, smarte Geräte.</w:t>
+      </w:r>
+    </w:p>
+    <w:bookmarkEnd w:id="126"/>
+    <w:bookmarkStart w:id="127" w:name="folie-8-speicherarten"/>
+    <w:p>
+      <w:pPr>
+        <w:pStyle w:val="Heading2"/>
+      </w:pPr>
+      <w:r>
+        <w:t xml:space="preserve">Folie 8 – Speicherarten</w:t>
+      </w:r>
+    </w:p>
+    <w:p>
+      <w:pPr>
+        <w:pStyle w:val="FirstParagraph"/>
+      </w:pPr>
+      <w:r>
+        <w:t xml:space="preserve">Flüchtig/nichtflüchtig, lokal, Wechselspeicher, Netzwerk und Cloud. Speicherorte nach Zweck auswählen.</w:t>
+      </w:r>
+    </w:p>
+    <w:bookmarkEnd w:id="127"/>
+    <w:bookmarkStart w:id="128" w:name="folie-9-speichereigenschaften"/>
+    <w:p>
+      <w:pPr>
+        <w:pStyle w:val="Heading2"/>
+      </w:pPr>
+      <w:r>
+        <w:t xml:space="preserve">Folie 9 – Speichereigenschaften</w:t>
+      </w:r>
+    </w:p>
+    <w:p>
+      <w:pPr>
+        <w:pStyle w:val="FirstParagraph"/>
+      </w:pPr>
+      <w:r>
+        <w:t xml:space="preserve">Kapazität, Zugriffszeit, Zuverlässigkeit, Mobilität, Kosten und Zugriffsrechte vergleichen.</w:t>
+      </w:r>
+    </w:p>
+    <w:bookmarkEnd w:id="128"/>
+    <w:bookmarkStart w:id="129" w:name="folie-10-bit-byte-und-größenordnungen"/>
+    <w:p>
+      <w:pPr>
+        <w:pStyle w:val="Heading2"/>
+      </w:pPr>
+      <w:r>
+        <w:t xml:space="preserve">Folie 10 – Bit, Byte und Größenordnungen</w:t>
+      </w:r>
+    </w:p>
+    <w:p>
+      <w:pPr>
+        <w:pStyle w:val="FirstParagraph"/>
+      </w:pPr>
+      <w:r>
+        <w:t xml:space="preserve">Bit als zwei Zustände, Byte als 8 Bit, typische Größenordnungen von Dateien einschätzen.</w:t>
+      </w:r>
+    </w:p>
+    <w:bookmarkEnd w:id="129"/>
+    <w:bookmarkStart w:id="130" w:name="folie-11-dateien-und-dateitypen"/>
+    <w:p>
+      <w:pPr>
+        <w:pStyle w:val="Heading2"/>
+      </w:pPr>
+      <w:r>
+        <w:t xml:space="preserve">Folie 11 – Dateien und Dateitypen</w:t>
+      </w:r>
+    </w:p>
+    <w:p>
+      <w:pPr>
+        <w:pStyle w:val="FirstParagraph"/>
+      </w:pPr>
+      <w:r>
+        <w:t xml:space="preserve">Datei, Dateityp und Anwendung zuordnen. Dateiendung ist ein Hinweis, aber kein vollständiger Beweis für Inhalt.</w:t>
+      </w:r>
+    </w:p>
+    <w:bookmarkEnd w:id="130"/>
+    <w:bookmarkStart w:id="131" w:name="folie-12-ordner-und-pfade"/>
+    <w:p>
+      <w:pPr>
+        <w:pStyle w:val="Heading2"/>
+      </w:pPr>
+      <w:r>
+        <w:t xml:space="preserve">Folie 12 – Ordner und Pfade</w:t>
+      </w:r>
+    </w:p>
+    <w:p>
+      <w:pPr>
+        <w:pStyle w:val="FirstParagraph"/>
+      </w:pPr>
+      <w:r>
+        <w:t xml:space="preserve">Sinnvolle Ordnerstruktur und nachvollziehbare Pfadangaben. Beispiel am Schulnetz oder an der Lernplattform.</w:t>
+      </w:r>
+    </w:p>
+    <w:bookmarkEnd w:id="131"/>
+    <w:bookmarkStart w:id="132" w:name="folie-13-dateioperationen"/>
+    <w:p>
+      <w:pPr>
+        <w:pStyle w:val="Heading2"/>
+      </w:pPr>
+      <w:r>
+        <w:t xml:space="preserve">Folie 13 – Dateioperationen</w:t>
+      </w:r>
+    </w:p>
+    <w:p>
+      <w:pPr>
+        <w:pStyle w:val="FirstParagraph"/>
+      </w:pPr>
+      <w:r>
+        <w:t xml:space="preserve">Erstellen, Kopieren, Verschieben, Umbenennen, Löschen. Unterschied Kopieren/Verschieben besonders sichern.</w:t>
+      </w:r>
+    </w:p>
+    <w:bookmarkEnd w:id="132"/>
+    <w:bookmarkStart w:id="133" w:name="folie-14-fehlermeldungen-und-praxisfall"/>
+    <w:p>
+      <w:pPr>
+        <w:pStyle w:val="Heading2"/>
+      </w:pPr>
+      <w:r>
+        <w:t xml:space="preserve">Folie 14 – Fehlermeldungen und Praxisfall</w:t>
+      </w:r>
+    </w:p>
+    <w:p>
+      <w:pPr>
+        <w:pStyle w:val="FirstParagraph"/>
+      </w:pPr>
+      <w:r>
+        <w:t xml:space="preserve">Beispiel: Anmeldung fehlgeschlagen, Datei nicht gefunden, keine Berechtigung. Prüfschritte formulieren.</w:t>
+      </w:r>
+    </w:p>
+    <w:bookmarkEnd w:id="133"/>
+    <w:bookmarkStart w:id="134" w:name="folie-15-sicherung"/>
+    <w:p>
+      <w:pPr>
+        <w:pStyle w:val="Heading2"/>
+      </w:pPr>
+      <w:r>
+        <w:t xml:space="preserve">Folie 15 – Sicherung</w:t>
       </w:r>
     </w:p>
     <w:p>
@@ -4834,169 +5002,7 @@
         <w:pStyle w:val="BlockText"/>
       </w:pPr>
       <w:r>
-        <w:t xml:space="preserve">Warum gibt es verschiedene Speicherarten?</w:t>
-      </w:r>
-    </w:p>
-    <w:bookmarkEnd w:id="125"/>
-    <w:bookmarkStart w:id="126" w:name="folie-7"/>
-    <w:p>
-      <w:pPr>
-        <w:pStyle w:val="Heading2"/>
-      </w:pPr>
-      <w:r>
-        <w:t xml:space="preserve">Folie 7</w:t>
-      </w:r>
-    </w:p>
-    <w:p>
-      <w:pPr>
-        <w:pStyle w:val="FirstParagraph"/>
-      </w:pPr>
-      <w:r>
-        <w:t xml:space="preserve">flüchtig / nichtflüchtig.</w:t>
-      </w:r>
-    </w:p>
-    <w:bookmarkEnd w:id="126"/>
-    <w:bookmarkStart w:id="127" w:name="folie-8"/>
-    <w:p>
-      <w:pPr>
-        <w:pStyle w:val="Heading2"/>
-      </w:pPr>
-      <w:r>
-        <w:t xml:space="preserve">Folie 8</w:t>
-      </w:r>
-    </w:p>
-    <w:p>
-      <w:pPr>
-        <w:pStyle w:val="FirstParagraph"/>
-      </w:pPr>
-      <w:r>
-        <w:t xml:space="preserve">lokal / Netzwerk / Cloud.</w:t>
-      </w:r>
-    </w:p>
-    <w:bookmarkEnd w:id="127"/>
-    <w:bookmarkStart w:id="128" w:name="folie-9"/>
-    <w:p>
-      <w:pPr>
-        <w:pStyle w:val="Heading2"/>
-      </w:pPr>
-      <w:r>
-        <w:t xml:space="preserve">Folie 9</w:t>
-      </w:r>
-    </w:p>
-    <w:p>
-      <w:pPr>
-        <w:pStyle w:val="FirstParagraph"/>
-      </w:pPr>
-      <w:r>
-        <w:t xml:space="preserve">Bit, Byte und Größenordnungen.</w:t>
-      </w:r>
-    </w:p>
-    <w:bookmarkEnd w:id="128"/>
-    <w:bookmarkStart w:id="129" w:name="folie-10"/>
-    <w:p>
-      <w:pPr>
-        <w:pStyle w:val="Heading2"/>
-      </w:pPr>
-      <w:r>
-        <w:t xml:space="preserve">Folie 10</w:t>
-      </w:r>
-    </w:p>
-    <w:p>
-      <w:pPr>
-        <w:pStyle w:val="FirstParagraph"/>
-      </w:pPr>
-      <w:r>
-        <w:t xml:space="preserve">Backup: Warum eine zweite Kopie?</w:t>
-      </w:r>
-    </w:p>
-    <w:bookmarkEnd w:id="129"/>
-    <w:bookmarkStart w:id="130" w:name="folie-11"/>
-    <w:p>
-      <w:pPr>
-        <w:pStyle w:val="Heading2"/>
-      </w:pPr>
-      <w:r>
-        <w:t xml:space="preserve">Folie 11</w:t>
-      </w:r>
-    </w:p>
-    <w:p>
-      <w:pPr>
-        <w:pStyle w:val="BlockText"/>
-      </w:pPr>
-      <w:r>
-        <w:t xml:space="preserve">Wie finden wir Dateien wieder?</w:t>
-      </w:r>
-    </w:p>
-    <w:bookmarkEnd w:id="130"/>
-    <w:bookmarkStart w:id="131" w:name="folie-12"/>
-    <w:p>
-      <w:pPr>
-        <w:pStyle w:val="Heading2"/>
-      </w:pPr>
-      <w:r>
-        <w:t xml:space="preserve">Folie 12</w:t>
-      </w:r>
-    </w:p>
-    <w:p>
-      <w:pPr>
-        <w:pStyle w:val="FirstParagraph"/>
-      </w:pPr>
-      <w:r>
-        <w:t xml:space="preserve">Datei, Dateityp, Ordner, Pfad.</w:t>
-      </w:r>
-    </w:p>
-    <w:bookmarkEnd w:id="131"/>
-    <w:bookmarkStart w:id="132" w:name="folie-13"/>
-    <w:p>
-      <w:pPr>
-        <w:pStyle w:val="Heading2"/>
-      </w:pPr>
-      <w:r>
-        <w:t xml:space="preserve">Folie 13</w:t>
-      </w:r>
-    </w:p>
-    <w:p>
-      <w:pPr>
-        <w:pStyle w:val="FirstParagraph"/>
-      </w:pPr>
-      <w:r>
-        <w:t xml:space="preserve">Kopieren versus Verschieben.</w:t>
-      </w:r>
-    </w:p>
-    <w:bookmarkEnd w:id="132"/>
-    <w:bookmarkStart w:id="133" w:name="folie-14"/>
-    <w:p>
-      <w:pPr>
-        <w:pStyle w:val="Heading2"/>
-      </w:pPr>
-      <w:r>
-        <w:t xml:space="preserve">Folie 14</w:t>
-      </w:r>
-    </w:p>
-    <w:p>
-      <w:pPr>
-        <w:pStyle w:val="FirstParagraph"/>
-      </w:pPr>
-      <w:r>
-        <w:t xml:space="preserve">Ordnerchallenge.</w:t>
-      </w:r>
-    </w:p>
-    <w:bookmarkEnd w:id="133"/>
-    <w:bookmarkStart w:id="134" w:name="folie-15"/>
-    <w:p>
-      <w:pPr>
-        <w:pStyle w:val="Heading2"/>
-      </w:pPr>
-      <w:r>
-        <w:t xml:space="preserve">Folie 15</w:t>
-      </w:r>
-    </w:p>
-    <w:p>
-      <w:pPr>
-        <w:pStyle w:val="FirstParagraph"/>
-      </w:pPr>
-      <w:r>
-        <w:t xml:space="preserve">Sicherung: Informatiksysteme bestehen nicht nur aus sichtbaren Geräten – Hardware, Software, Speicher und strukturierte Daten arbeiten zusammen.</w:t>
+        <w:t xml:space="preserve">Informatiksysteme bestehen aus Hardware, Software, Daten, Speicher und Nutzung. Vernetzung, Rechte und Ordnung entscheiden mit, ob sie zuverlässig funktionieren.</w:t>
       </w:r>
     </w:p>
     <w:bookmarkEnd w:id="134"/>
@@ -5031,7 +5037,7 @@
       <w:rPr>
         <w:sz w:val="16"/>
       </w:rPr>
-      <w:t>Unterrichtsmaterial Oberschule Sachsen · Version v0.4.0-356-g3db0967-dirty · Build 17.08.2026</w:t>
+      <w:t>Unterrichtsmaterial Oberschule Sachsen · Version v0.4.0-367-gb55ec7c-dirty · Build 17.08.2026</w:t>
     </w:r>
   </w:p>
 </w:ftr>

--- a/Ausgabe/Klasse_7/01_Informatik_im_Alltag/05_Praesentationen/md.docx
+++ b/Ausgabe/Klasse_7/01_Informatik_im_Alltag/05_Praesentationen/md.docx
@@ -5037,7 +5037,7 @@
       <w:rPr>
         <w:sz w:val="16"/>
       </w:rPr>
-      <w:t>Unterrichtsmaterial Oberschule Sachsen · Version v0.4.0-376-gf442749-dirty · Build 17.08.2026</w:t>
+      <w:t>Unterrichtsmaterial Oberschule Sachsen · Version v0.4.0-410-g8744ce6-dirty · Build 17.08.2026</w:t>
     </w:r>
   </w:p>
 </w:ftr>

--- a/Ausgabe/Klasse_7/01_Informatik_im_Alltag/05_Praesentationen/md.docx
+++ b/Ausgabe/Klasse_7/01_Informatik_im_Alltag/05_Praesentationen/md.docx
@@ -5037,7 +5037,7 @@
       <w:rPr>
         <w:sz w:val="16"/>
       </w:rPr>
-      <w:t>Unterrichtsmaterial Oberschule Sachsen · Version v0.4.0-410-g8744ce6-dirty · Build 17.08.2026</w:t>
+      <w:t>Unterrichtsmaterial Oberschule Sachsen · Version v0.4.0-444-gad95bb4-dirty · Build 18.08.2026</w:t>
     </w:r>
   </w:p>
 </w:ftr>

--- a/Ausgabe/Klasse_7/01_Informatik_im_Alltag/05_Praesentationen/md.docx
+++ b/Ausgabe/Klasse_7/01_Informatik_im_Alltag/05_Praesentationen/md.docx
@@ -5037,7 +5037,7 @@
       <w:rPr>
         <w:sz w:val="16"/>
       </w:rPr>
-      <w:t>Unterrichtsmaterial Oberschule Sachsen · Version v0.4.0-444-gad95bb4-dirty · Build 18.08.2026</w:t>
+      <w:t>Unterrichtsmaterial Oberschule Sachsen · Version v0.4.0-459-gb11fd20-dirty · Build 18.08.2026</w:t>
     </w:r>
   </w:p>
 </w:ftr>

--- a/Ausgabe/Klasse_7/01_Informatik_im_Alltag/05_Praesentationen/md.docx
+++ b/Ausgabe/Klasse_7/01_Informatik_im_Alltag/05_Praesentationen/md.docx
@@ -5037,7 +5037,7 @@
       <w:rPr>
         <w:sz w:val="16"/>
       </w:rPr>
-      <w:t>Unterrichtsmaterial Oberschule Sachsen · Version v0.4.0-459-gb11fd20-dirty · Build 18.08.2026</w:t>
+      <w:t>Unterrichtsmaterial Oberschule Sachsen · Version v0.4.0-444-gad95bb4-dirty · Build 18.08.2026</w:t>
     </w:r>
   </w:p>
 </w:ftr>

--- a/Ausgabe/Klasse_7/01_Informatik_im_Alltag/05_Praesentationen/md.docx
+++ b/Ausgabe/Klasse_7/01_Informatik_im_Alltag/05_Praesentationen/md.docx
@@ -5037,7 +5037,7 @@
       <w:rPr>
         <w:sz w:val="16"/>
       </w:rPr>
-      <w:t>Unterrichtsmaterial Oberschule Sachsen · Version v0.4.0-444-gad95bb4-dirty · Build 18.08.2026</w:t>
+      <w:t>Unterrichtsmaterial Oberschule Sachsen · Version v0.4.0-489-gf58e499-dirty · Build 18.08.2026</w:t>
     </w:r>
   </w:p>
 </w:ftr>

--- a/Ausgabe/Klasse_7/01_Informatik_im_Alltag/05_Praesentationen/md.docx
+++ b/Ausgabe/Klasse_7/01_Informatik_im_Alltag/05_Praesentationen/md.docx
@@ -5037,7 +5037,7 @@
       <w:rPr>
         <w:sz w:val="16"/>
       </w:rPr>
-      <w:t>Unterrichtsmaterial Oberschule Sachsen · Version v0.4.0-444-gad95bb4-dirty · Build 18.08.2026</w:t>
+      <w:t>Unterrichtsmaterial Oberschule Sachsen · Version v0.4.0-490-g2532335-dirty · Build 18.08.2026</w:t>
     </w:r>
   </w:p>
 </w:ftr>

--- a/Ausgabe/Klasse_7/01_Informatik_im_Alltag/05_Praesentationen/md.docx
+++ b/Ausgabe/Klasse_7/01_Informatik_im_Alltag/05_Praesentationen/md.docx
@@ -5037,7 +5037,7 @@
       <w:rPr>
         <w:sz w:val="16"/>
       </w:rPr>
-      <w:t>Unterrichtsmaterial Oberschule Sachsen · Version v0.4.0-490-g2532335-dirty · Build 18.08.2026</w:t>
+      <w:t>Unterrichtsmaterial Oberschule Sachsen · Version v0.4.0-521-gfaabf71-dirty · Build 19.08.2026</w:t>
     </w:r>
   </w:p>
 </w:ftr>

--- a/Ausgabe/Klasse_7/01_Informatik_im_Alltag/05_Praesentationen/md.docx
+++ b/Ausgabe/Klasse_7/01_Informatik_im_Alltag/05_Praesentationen/md.docx
@@ -5037,7 +5037,7 @@
       <w:rPr>
         <w:sz w:val="16"/>
       </w:rPr>
-      <w:t>Unterrichtsmaterial Oberschule Sachsen · Version v0.4.0-490-g2532335-dirty · Build 18.08.2026</w:t>
+      <w:t>Unterrichtsmaterial Oberschule Sachsen · Version v0.4.0-521-g87c4bcc-dirty · Build 19.08.2026</w:t>
     </w:r>
   </w:p>
 </w:ftr>

--- a/Ausgabe/Klasse_7/01_Informatik_im_Alltag/05_Praesentationen/md.docx
+++ b/Ausgabe/Klasse_7/01_Informatik_im_Alltag/05_Praesentationen/md.docx
@@ -5037,7 +5037,7 @@
       <w:rPr>
         <w:sz w:val="16"/>
       </w:rPr>
-      <w:t>Unterrichtsmaterial Oberschule Sachsen · Version v0.4.0-521-g87c4bcc-dirty · Build 19.08.2026</w:t>
+      <w:t>Unterrichtsmaterial Oberschule Sachsen · Version v0.4.0-527-gca6ed1b-dirty · Build 19.08.2026</w:t>
     </w:r>
   </w:p>
 </w:ftr>

--- a/Ausgabe/Klasse_7/01_Informatik_im_Alltag/05_Praesentationen/md.docx
+++ b/Ausgabe/Klasse_7/01_Informatik_im_Alltag/05_Praesentationen/md.docx
@@ -5037,7 +5037,7 @@
       <w:rPr>
         <w:sz w:val="16"/>
       </w:rPr>
-      <w:t>Unterrichtsmaterial Oberschule Sachsen · Version v0.4.0-527-gca6ed1b-dirty · Build 19.08.2026</w:t>
+      <w:t>Unterrichtsmaterial Oberschule Sachsen · Version v0.4.0-530-gbb43ae4-dirty · Build 20.08.2026</w:t>
     </w:r>
   </w:p>
 </w:ftr>

--- a/Ausgabe/Klasse_7/01_Informatik_im_Alltag/05_Praesentationen/md.docx
+++ b/Ausgabe/Klasse_7/01_Informatik_im_Alltag/05_Praesentationen/md.docx
@@ -5037,7 +5037,7 @@
       <w:rPr>
         <w:sz w:val="16"/>
       </w:rPr>
-      <w:t>Unterrichtsmaterial Oberschule Sachsen · Version v0.4.0-530-gbb43ae4-dirty · Build 20.08.2026</w:t>
+      <w:t>Unterrichtsmaterial Oberschule Sachsen · Version v0.4.0-534-gc09a6c6-dirty · Build 20.08.2026</w:t>
     </w:r>
   </w:p>
 </w:ftr>
